--- a/pr-preview/pr-283/chapters/citations-evidence.docx
+++ b/pr-preview/pr-283/chapters/citations-evidence.docx
@@ -15,7 +15,7 @@
         <w:pStyle w:val="Date"/>
       </w:pPr>
       <w:r>
-        <w:t xml:space="preserve">Last modified: 2026-10-18 22:03:02 (PDT)</w:t>
+        <w:t xml:space="preserve">Last modified: 2026-10-18 22:24:37 (PDT)</w:t>
       </w:r>
     </w:p>
     <w:p>
@@ -3244,7 +3244,7 @@
         <w:t xml:space="preserve"> </w:t>
       </w:r>
       <w:r>
-        <w:t xml:space="preserve">A second citation of the same source in the same div adds a number the reader must look up again</w:t>
+        <w:t xml:space="preserve">A second citation of the same source in the same div adds a number that the reader must look up again</w:t>
       </w:r>
       <w:r>
         <w:t xml:space="preserve"> </w:t>
@@ -3275,6 +3275,12 @@
       </w:r>
       <w:r>
         <w:t xml:space="preserve">.</w:t>
+      </w:r>
+      <w:r>
+        <w:t xml:space="preserve"> </w:t>
+      </w:r>
+      <w:r>
+        <w:t xml:space="preserve">The rule to cite a Wikipedia article once, where its term is defined, is a case of this one.</w:t>
       </w:r>
     </w:p>
     <w:bookmarkStart w:id="39" w:name="exm-cite-once"/>
@@ -3311,29 +3317,19 @@
           <w:i/>
           <w:iCs/>
         </w:rPr>
-        <w:t xml:space="preserve">training set</w:t>
-      </w:r>
-      <w:r>
-        <w:t xml:space="preserve"> </w:t>
-      </w:r>
-      <w:r>
-        <w:t xml:space="preserve">is the part of the data used to fit a model</w:t>
-      </w:r>
-      <w:r>
-        <w:t xml:space="preserve"> </w:t>
-      </w:r>
-      <w:r>
-        <w:t xml:space="preserve">(</w:t>
-      </w:r>
-      <w:r>
-        <w:rPr>
-          <w:b/>
-          <w:bCs/>
-        </w:rPr>
-        <w:t xml:space="preserve">wikipedia_training_validation_and_test_data_sets?</w:t>
-      </w:r>
-      <w:r>
-        <w:t xml:space="preserve">)</w:t>
+        <w:t xml:space="preserve">Poisson random variable</w:t>
+      </w:r>
+      <w:r>
+        <w:t xml:space="preserve"> </w:t>
+      </w:r>
+      <w:r>
+        <w:t xml:space="preserve">counts events in a fixed interval</w:t>
+      </w:r>
+      <w:r>
+        <w:t xml:space="preserve"> </w:t>
+      </w:r>
+      <w:r>
+        <w:t xml:space="preserve">(Wikipedia contributors 2026)</w:t>
       </w:r>
       <w:r>
         <w:t xml:space="preserve">.</w:t>
@@ -3348,17 +3344,7 @@
         <w:t xml:space="preserve"> </w:t>
       </w:r>
       <w:r>
-        <w:t xml:space="preserve">(</w:t>
-      </w:r>
-      <w:r>
-        <w:rPr>
-          <w:b/>
-          <w:bCs/>
-        </w:rPr>
-        <w:t xml:space="preserve">wikipedia_training_validation_and_test_data_sets?</w:t>
-      </w:r>
-      <w:r>
-        <w:t xml:space="preserve">)</w:t>
+        <w:t xml:space="preserve">Wikipedia contributors (2026)</w:t>
       </w:r>
       <w:r>
         <w:t xml:space="preserve">.</w:t>
@@ -3379,13 +3365,13 @@
           <w:i/>
           <w:iCs/>
         </w:rPr>
-        <w:t xml:space="preserve">training set</w:t>
-      </w:r>
-      <w:r>
-        <w:t xml:space="preserve"> </w:t>
-      </w:r>
-      <w:r>
-        <w:t xml:space="preserve">is the part of the data used to fit a model.</w:t>
+        <w:t xml:space="preserve">Poisson random variable</w:t>
+      </w:r>
+      <w:r>
+        <w:t xml:space="preserve"> </w:t>
+      </w:r>
+      <w:r>
+        <w:t xml:space="preserve">counts events in a fixed interval.</w:t>
       </w:r>
       <w:r>
         <w:t xml:space="preserve"> </w:t>
@@ -3397,17 +3383,7 @@
         <w:t xml:space="preserve"> </w:t>
       </w:r>
       <w:r>
-        <w:t xml:space="preserve">(</w:t>
-      </w:r>
-      <w:r>
-        <w:rPr>
-          <w:b/>
-          <w:bCs/>
-        </w:rPr>
-        <w:t xml:space="preserve">wikipedia_training_validation_and_test_data_sets?</w:t>
-      </w:r>
-      <w:r>
-        <w:t xml:space="preserve">)</w:t>
+        <w:t xml:space="preserve">Wikipedia contributors (2026)</w:t>
       </w:r>
       <w:r>
         <w:t xml:space="preserve">.</w:t>
